--- a/3-能力管理/流程制度规范类文件/030102-运维服务能力改进管理制度.docx
+++ b/3-能力管理/流程制度规范类文件/030102-运维服务能力改进管理制度.docx
@@ -1423,8 +1423,6 @@
               <w:tab w:val="right" w:leader="dot" w:pos="8306"/>
             </w:tabs>
           </w:pPr>
-          <w:bookmarkStart w:id="23" w:name="_GoBack"/>
-          <w:bookmarkEnd w:id="23"/>
           <w:r>
             <w:rPr>
               <w:rFonts w:hint="eastAsia" w:ascii="宋体" w:hAnsi="宋体" w:eastAsia="宋体" w:cs="宋体"/>
@@ -2743,136 +2741,81 @@
     </w:p>
     <w:p>
       <w:pPr>
+        <w:pStyle w:val="29"/>
         <w:numPr>
           <w:ilvl w:val="0"/>
           <w:numId w:val="3"/>
         </w:numPr>
-        <w:spacing w:before="199" w:line="236" w:lineRule="auto"/>
+        <w:bidi w:val="0"/>
         <w:ind w:left="425" w:leftChars="0" w:hanging="425" w:firstLineChars="0"/>
-        <w:rPr>
-          <w:rFonts w:ascii="仿宋" w:hAnsi="仿宋" w:eastAsia="仿宋" w:cs="仿宋"/>
-          <w:sz w:val="24"/>
-          <w:szCs w:val="24"/>
-        </w:rPr>
-      </w:pPr>
-      <w:r>
-        <w:rPr>
-          <w:rFonts w:ascii="仿宋" w:hAnsi="仿宋" w:eastAsia="仿宋" w:cs="仿宋"/>
-          <w:sz w:val="24"/>
-          <w:szCs w:val="24"/>
-        </w:rPr>
+      </w:pPr>
+      <w:r>
         <w:t>全力支持过程改进工作，保证过程改进工作符合公司制定的目标；</w:t>
       </w:r>
     </w:p>
     <w:p>
       <w:pPr>
+        <w:pStyle w:val="29"/>
         <w:numPr>
           <w:ilvl w:val="0"/>
           <w:numId w:val="3"/>
         </w:numPr>
-        <w:spacing w:before="161" w:line="237" w:lineRule="auto"/>
+        <w:bidi w:val="0"/>
         <w:ind w:left="425" w:leftChars="0" w:hanging="425" w:firstLineChars="0"/>
-        <w:rPr>
-          <w:rFonts w:ascii="仿宋" w:hAnsi="仿宋" w:eastAsia="仿宋" w:cs="仿宋"/>
-          <w:sz w:val="24"/>
-          <w:szCs w:val="24"/>
-        </w:rPr>
-      </w:pPr>
-      <w:r>
-        <w:rPr>
-          <w:rFonts w:ascii="仿宋" w:hAnsi="仿宋" w:eastAsia="仿宋" w:cs="仿宋"/>
-          <w:spacing w:val="-3"/>
-          <w:sz w:val="24"/>
-          <w:szCs w:val="24"/>
-        </w:rPr>
+      </w:pPr>
+      <w:r>
         <w:t>保证过程改进活动所需资源；</w:t>
       </w:r>
     </w:p>
     <w:p>
       <w:pPr>
+        <w:pStyle w:val="29"/>
         <w:numPr>
           <w:ilvl w:val="0"/>
           <w:numId w:val="3"/>
         </w:numPr>
-        <w:spacing w:before="158" w:line="236" w:lineRule="auto"/>
+        <w:bidi w:val="0"/>
         <w:ind w:left="425" w:leftChars="0" w:hanging="425" w:firstLineChars="0"/>
-        <w:rPr>
-          <w:rFonts w:ascii="仿宋" w:hAnsi="仿宋" w:eastAsia="仿宋" w:cs="仿宋"/>
-          <w:sz w:val="24"/>
-          <w:szCs w:val="24"/>
-        </w:rPr>
-      </w:pPr>
-      <w:r>
-        <w:rPr>
-          <w:rFonts w:ascii="仿宋" w:hAnsi="仿宋" w:eastAsia="仿宋" w:cs="仿宋"/>
-          <w:spacing w:val="-2"/>
-          <w:sz w:val="24"/>
-          <w:szCs w:val="24"/>
-        </w:rPr>
+      </w:pPr>
+      <w:r>
         <w:t>协调解决过程改进工作中出现的重大问题；</w:t>
       </w:r>
     </w:p>
     <w:p>
       <w:pPr>
+        <w:pStyle w:val="29"/>
         <w:numPr>
           <w:ilvl w:val="0"/>
           <w:numId w:val="3"/>
         </w:numPr>
-        <w:spacing w:before="162" w:line="237" w:lineRule="auto"/>
+        <w:bidi w:val="0"/>
         <w:ind w:left="425" w:leftChars="0" w:hanging="425" w:firstLineChars="0"/>
-        <w:rPr>
-          <w:rFonts w:ascii="仿宋" w:hAnsi="仿宋" w:eastAsia="仿宋" w:cs="仿宋"/>
-          <w:sz w:val="24"/>
-          <w:szCs w:val="24"/>
-        </w:rPr>
-      </w:pPr>
-      <w:r>
-        <w:rPr>
-          <w:rFonts w:ascii="仿宋" w:hAnsi="仿宋" w:eastAsia="仿宋" w:cs="仿宋"/>
-          <w:spacing w:val="-2"/>
-          <w:sz w:val="24"/>
-          <w:szCs w:val="24"/>
-        </w:rPr>
+      </w:pPr>
+      <w:r>
         <w:t>批准运维服务能力改进计划及其优先级；</w:t>
       </w:r>
     </w:p>
     <w:p>
       <w:pPr>
+        <w:pStyle w:val="29"/>
         <w:numPr>
           <w:ilvl w:val="0"/>
           <w:numId w:val="3"/>
         </w:numPr>
-        <w:spacing w:before="156" w:line="237" w:lineRule="auto"/>
+        <w:bidi w:val="0"/>
         <w:ind w:left="425" w:leftChars="0" w:hanging="425" w:firstLineChars="0"/>
-        <w:rPr>
-          <w:rFonts w:ascii="仿宋" w:hAnsi="仿宋" w:eastAsia="仿宋" w:cs="仿宋"/>
-          <w:sz w:val="24"/>
-          <w:szCs w:val="24"/>
-        </w:rPr>
-      </w:pPr>
-      <w:r>
-        <w:rPr>
-          <w:rFonts w:ascii="仿宋" w:hAnsi="仿宋" w:eastAsia="仿宋" w:cs="仿宋"/>
-          <w:sz w:val="24"/>
-          <w:szCs w:val="24"/>
-        </w:rPr>
+      </w:pPr>
+      <w:r>
         <w:t>从</w:t>
       </w:r>
       <w:r>
         <w:rPr>
-          <w:rFonts w:hint="eastAsia" w:ascii="仿宋" w:hAnsi="仿宋" w:eastAsia="仿宋" w:cs="仿宋"/>
-          <w:sz w:val="24"/>
-          <w:szCs w:val="24"/>
+          <w:rFonts w:hint="eastAsia"/>
           <w:lang w:val="en-US" w:eastAsia="zh-CN"/>
         </w:rPr>
         <w:t>人员、资源、技术、过程、交付、应急</w:t>
       </w:r>
       <w:r>
-        <w:rPr>
-          <w:rFonts w:ascii="仿宋" w:hAnsi="仿宋" w:eastAsia="仿宋" w:cs="仿宋"/>
-          <w:sz w:val="24"/>
-          <w:szCs w:val="24"/>
-        </w:rPr>
         <w:t>等各方面确保相关员工参与过程改进活动。</w:t>
       </w:r>
     </w:p>
@@ -2899,6 +2842,68 @@
     <w:p>
       <w:pPr>
         <w:pStyle w:val="29"/>
+        <w:numPr>
+          <w:ilvl w:val="0"/>
+          <w:numId w:val="3"/>
+        </w:numPr>
+        <w:bidi w:val="0"/>
+        <w:ind w:left="425" w:leftChars="0" w:hanging="425" w:firstLineChars="0"/>
+      </w:pPr>
+      <w:r>
+        <w:t>负责策划、指导、推动过程改进工作；</w:t>
+      </w:r>
+    </w:p>
+    <w:p>
+      <w:pPr>
+        <w:pStyle w:val="29"/>
+        <w:numPr>
+          <w:ilvl w:val="0"/>
+          <w:numId w:val="3"/>
+        </w:numPr>
+        <w:bidi w:val="0"/>
+        <w:ind w:left="425" w:leftChars="0" w:hanging="425" w:firstLineChars="0"/>
+      </w:pPr>
+      <w:r>
+        <w:t>负责内部评审、管理评审的组织工作；</w:t>
+      </w:r>
+    </w:p>
+    <w:p>
+      <w:pPr>
+        <w:pStyle w:val="29"/>
+        <w:numPr>
+          <w:ilvl w:val="0"/>
+          <w:numId w:val="3"/>
+        </w:numPr>
+        <w:bidi w:val="0"/>
+        <w:ind w:left="425" w:leftChars="0" w:hanging="425" w:firstLineChars="0"/>
+      </w:pPr>
+      <w:r>
+        <w:t>搜集运维过程改进建议，制定《运维服务能力改进计划》并跟踪验证其实施效果。</w:t>
+      </w:r>
+    </w:p>
+    <w:p>
+      <w:pPr>
+        <w:pStyle w:val="30"/>
+        <w:bidi w:val="0"/>
+      </w:pPr>
+      <w:bookmarkStart w:id="9" w:name="bookmark8"/>
+      <w:bookmarkEnd w:id="9"/>
+      <w:bookmarkStart w:id="10" w:name="_Toc17071"/>
+      <w:r>
+        <w:rPr>
+          <w:rFonts w:hint="eastAsia"/>
+          <w:lang w:val="en-US" w:eastAsia="zh-CN"/>
+        </w:rPr>
+        <w:t>其他运维</w:t>
+      </w:r>
+      <w:r>
+        <w:t>部门</w:t>
+      </w:r>
+      <w:bookmarkEnd w:id="10"/>
+    </w:p>
+    <w:p>
+      <w:pPr>
+        <w:pStyle w:val="39"/>
         <w:numPr>
           <w:ilvl w:val="0"/>
           <w:numId w:val="4"/>
@@ -2907,12 +2912,12 @@
         <w:ind w:left="425" w:leftChars="0" w:hanging="425" w:firstLineChars="0"/>
       </w:pPr>
       <w:r>
-        <w:t>负责策划、指导、推动过程改进工作；</w:t>
-      </w:r>
-    </w:p>
-    <w:p>
-      <w:pPr>
-        <w:pStyle w:val="29"/>
+        <w:t>提供运维服务能力过程改进建议；</w:t>
+      </w:r>
+    </w:p>
+    <w:p>
+      <w:pPr>
+        <w:pStyle w:val="39"/>
         <w:numPr>
           <w:ilvl w:val="0"/>
           <w:numId w:val="4"/>
@@ -2921,80 +2926,18 @@
         <w:ind w:left="425" w:leftChars="0" w:hanging="425" w:firstLineChars="0"/>
       </w:pPr>
       <w:r>
-        <w:t>负责内部评审、管理评审的组织工作；</w:t>
-      </w:r>
-    </w:p>
-    <w:p>
-      <w:pPr>
-        <w:pStyle w:val="29"/>
+        <w:t>对项目全面负责，并在项目中贯彻过程改进的要求；</w:t>
+      </w:r>
+    </w:p>
+    <w:p>
+      <w:pPr>
+        <w:pStyle w:val="39"/>
         <w:numPr>
           <w:ilvl w:val="0"/>
           <w:numId w:val="4"/>
         </w:numPr>
         <w:bidi w:val="0"/>
         <w:ind w:left="425" w:leftChars="0" w:hanging="425" w:firstLineChars="0"/>
-      </w:pPr>
-      <w:r>
-        <w:t>搜集运维过程改进建议，制定《运维服务能力改进计划》并跟踪验证其实施效果。</w:t>
-      </w:r>
-    </w:p>
-    <w:p>
-      <w:pPr>
-        <w:pStyle w:val="30"/>
-        <w:bidi w:val="0"/>
-      </w:pPr>
-      <w:bookmarkStart w:id="9" w:name="bookmark8"/>
-      <w:bookmarkEnd w:id="9"/>
-      <w:bookmarkStart w:id="10" w:name="_Toc17071"/>
-      <w:r>
-        <w:rPr>
-          <w:rFonts w:hint="eastAsia"/>
-          <w:lang w:val="en-US" w:eastAsia="zh-CN"/>
-        </w:rPr>
-        <w:t>其他运维</w:t>
-      </w:r>
-      <w:r>
-        <w:t>部门</w:t>
-      </w:r>
-      <w:bookmarkEnd w:id="10"/>
-    </w:p>
-    <w:p>
-      <w:pPr>
-        <w:pStyle w:val="39"/>
-        <w:numPr>
-          <w:ilvl w:val="0"/>
-          <w:numId w:val="5"/>
-        </w:numPr>
-        <w:bidi w:val="0"/>
-        <w:ind w:left="425" w:leftChars="0" w:hanging="425" w:firstLineChars="0"/>
-      </w:pPr>
-      <w:r>
-        <w:t>提供运维服务能力过程改进建议；</w:t>
-      </w:r>
-    </w:p>
-    <w:p>
-      <w:pPr>
-        <w:pStyle w:val="39"/>
-        <w:numPr>
-          <w:ilvl w:val="0"/>
-          <w:numId w:val="5"/>
-        </w:numPr>
-        <w:bidi w:val="0"/>
-        <w:ind w:left="425" w:leftChars="0" w:hanging="425" w:firstLineChars="0"/>
-      </w:pPr>
-      <w:r>
-        <w:t>对项目全面负责，并在项目中贯彻过程改进的要求；</w:t>
-      </w:r>
-    </w:p>
-    <w:p>
-      <w:pPr>
-        <w:pStyle w:val="39"/>
-        <w:numPr>
-          <w:ilvl w:val="0"/>
-          <w:numId w:val="5"/>
-        </w:numPr>
-        <w:bidi w:val="0"/>
-        <w:ind w:left="425" w:leftChars="0" w:hanging="425" w:firstLineChars="0"/>
         <w:rPr>
           <w:rFonts w:hint="eastAsia"/>
           <w:lang w:val="en-US" w:eastAsia="zh-CN"/>
@@ -3143,6 +3086,7 @@
     <w:p>
       <w:pPr>
         <w:pStyle w:val="29"/>
+        <w:jc w:val="center"/>
         <w:rPr>
           <w:rFonts w:hint="default"/>
           <w:lang w:val="en-US" w:eastAsia="zh-CN"/>
@@ -3225,7 +3169,7 @@
         <w:pStyle w:val="39"/>
         <w:numPr>
           <w:ilvl w:val="0"/>
-          <w:numId w:val="6"/>
+          <w:numId w:val="5"/>
         </w:numPr>
         <w:bidi w:val="0"/>
         <w:ind w:left="425" w:leftChars="0" w:hanging="425" w:firstLineChars="0"/>
@@ -3242,6 +3186,134 @@
       </w:r>
       <w:r>
         <w:t>发展目标、高层期望、商业目标等；</w:t>
+      </w:r>
+    </w:p>
+    <w:p>
+      <w:pPr>
+        <w:pStyle w:val="39"/>
+        <w:numPr>
+          <w:ilvl w:val="0"/>
+          <w:numId w:val="5"/>
+        </w:numPr>
+        <w:bidi w:val="0"/>
+        <w:ind w:left="425" w:leftChars="0" w:hanging="425" w:firstLineChars="0"/>
+      </w:pPr>
+      <w:r>
+        <w:t>组织过程的改进目标；</w:t>
+      </w:r>
+    </w:p>
+    <w:p>
+      <w:pPr>
+        <w:pStyle w:val="39"/>
+        <w:numPr>
+          <w:ilvl w:val="0"/>
+          <w:numId w:val="5"/>
+        </w:numPr>
+        <w:bidi w:val="0"/>
+        <w:ind w:left="425" w:leftChars="0" w:hanging="425" w:firstLineChars="0"/>
+      </w:pPr>
+      <w:r>
+        <w:t>通过常规性内部审核、外部第三方审核、管理评审和各种持续的差距分析活动，不断发现组织过程的薄弱环节以及长项和优秀实践，同时并对过程改进进行跟踪，识别改进的机会；</w:t>
+      </w:r>
+    </w:p>
+    <w:p>
+      <w:pPr>
+        <w:pStyle w:val="39"/>
+        <w:numPr>
+          <w:ilvl w:val="0"/>
+          <w:numId w:val="5"/>
+        </w:numPr>
+        <w:bidi w:val="0"/>
+        <w:ind w:left="425" w:leftChars="0" w:hanging="425" w:firstLineChars="0"/>
+      </w:pPr>
+      <w:r>
+        <w:t>找出顾客的不满意、产品未满足要求、过程不稳定等事项，分析识别改进机会并发现组织过程的长项和优秀实践；</w:t>
+      </w:r>
+    </w:p>
+    <w:p>
+      <w:pPr>
+        <w:pStyle w:val="39"/>
+        <w:numPr>
+          <w:ilvl w:val="0"/>
+          <w:numId w:val="5"/>
+        </w:numPr>
+        <w:bidi w:val="0"/>
+        <w:ind w:left="425" w:leftChars="0" w:hanging="425" w:firstLineChars="0"/>
+      </w:pPr>
+      <w:r>
+        <w:t>从监控组织和项目的过程活动得出的经验教训中分析识别改进机会；</w:t>
+      </w:r>
+    </w:p>
+    <w:p>
+      <w:pPr>
+        <w:pStyle w:val="39"/>
+        <w:numPr>
+          <w:ilvl w:val="0"/>
+          <w:numId w:val="5"/>
+        </w:numPr>
+        <w:bidi w:val="0"/>
+        <w:ind w:left="425" w:leftChars="0" w:hanging="425" w:firstLineChars="0"/>
+      </w:pPr>
+      <w:r>
+        <w:t>在日常工作中发现不符合或潜在不符合的事实并识别长项和优秀实践，分析识别改进机会。</w:t>
+      </w:r>
+    </w:p>
+    <w:p>
+      <w:pPr>
+        <w:pStyle w:val="39"/>
+        <w:numPr>
+          <w:ilvl w:val="0"/>
+          <w:numId w:val="5"/>
+        </w:numPr>
+        <w:bidi w:val="0"/>
+        <w:ind w:left="425" w:leftChars="0" w:hanging="425" w:firstLineChars="0"/>
+      </w:pPr>
+      <w:r>
+        <w:t>在公司制定长远发展目标和总体改进目标、确立了运维服务能力的标准过程模型和改进计划之后，</w:t>
+      </w:r>
+      <w:r>
+        <w:rPr>
+          <w:rFonts w:hint="eastAsia"/>
+          <w:lang w:eastAsia="zh-CN"/>
+        </w:rPr>
+        <w:t>质量部</w:t>
+      </w:r>
+      <w:r>
+        <w:t>定期对收集的信息进行综合分析，识别组织过程的薄弱环节以及长项和优秀实践，确定改进的时机，重新修订改进计划，实施改进，并按照项目管理的方式对改进过程实施周期性的跟踪监控。</w:t>
+      </w:r>
+    </w:p>
+    <w:p>
+      <w:pPr>
+        <w:pStyle w:val="31"/>
+        <w:bidi w:val="0"/>
+      </w:pPr>
+      <w:bookmarkStart w:id="14" w:name="bookmark12"/>
+      <w:bookmarkEnd w:id="14"/>
+      <w:bookmarkStart w:id="15" w:name="_Toc3496"/>
+      <w:r>
+        <w:t>过程改进策划</w:t>
+      </w:r>
+      <w:bookmarkEnd w:id="15"/>
+    </w:p>
+    <w:p>
+      <w:pPr>
+        <w:pStyle w:val="29"/>
+        <w:numPr>
+          <w:ilvl w:val="0"/>
+          <w:numId w:val="0"/>
+        </w:numPr>
+        <w:bidi w:val="0"/>
+        <w:ind w:leftChars="200"/>
+      </w:pPr>
+      <w:r>
+        <w:rPr>
+          <w:rFonts w:hint="eastAsia"/>
+          <w:lang w:eastAsia="zh-CN"/>
+        </w:rPr>
+        <w:t>质量部</w:t>
+      </w:r>
+      <w:r>
+        <w:t>根据识别的结果组织策划过程改进活动，策划内容主要表现为：</w:t>
       </w:r>
     </w:p>
     <w:p>
@@ -3252,10 +3324,9 @@
           <w:numId w:val="6"/>
         </w:numPr>
         <w:bidi w:val="0"/>
-        <w:ind w:left="425" w:leftChars="0" w:hanging="425" w:firstLineChars="0"/>
-      </w:pPr>
-      <w:r>
-        <w:t>组织过程的改进目标；</w:t>
+      </w:pPr>
+      <w:r>
+        <w:t>确定改进的目标和总体要求；</w:t>
       </w:r>
     </w:p>
     <w:p>
@@ -3266,10 +3337,9 @@
           <w:numId w:val="6"/>
         </w:numPr>
         <w:bidi w:val="0"/>
-        <w:ind w:left="425" w:leftChars="0" w:hanging="425" w:firstLineChars="0"/>
-      </w:pPr>
-      <w:r>
-        <w:t>通过常规性内部审核、外部第三方审核、管理评审和各种持续的差距分析活动，不断发现组织过程的薄弱环节以及长项和优秀实践，同时并对过程改进进行跟踪，识别改进的机会；</w:t>
+      </w:pPr>
+      <w:r>
+        <w:t>确定过程改进的活动/步骤；</w:t>
       </w:r>
     </w:p>
     <w:p>
@@ -3280,10 +3350,9 @@
           <w:numId w:val="6"/>
         </w:numPr>
         <w:bidi w:val="0"/>
-        <w:ind w:left="425" w:leftChars="0" w:hanging="425" w:firstLineChars="0"/>
-      </w:pPr>
-      <w:r>
-        <w:t>找出顾客的不满意、产品未满足要求、过程不稳定等事项，分析识别改进机会并发现组织过程的长项和优秀实践；</w:t>
+      </w:pPr>
+      <w:r>
+        <w:t>过程的定义或修订：根据改进的目标和要求、确定过程改进需要定义或修订的过程文件；</w:t>
       </w:r>
     </w:p>
     <w:p>
@@ -3294,10 +3363,9 @@
           <w:numId w:val="6"/>
         </w:numPr>
         <w:bidi w:val="0"/>
-        <w:ind w:left="425" w:leftChars="0" w:hanging="425" w:firstLineChars="0"/>
-      </w:pPr>
-      <w:r>
-        <w:t>从监控组织和项目的过程活动得出的经验教训中分析识别改进机会；</w:t>
+      </w:pPr>
+      <w:r>
+        <w:t>试点：对于涉及面广、风险较大的改进活动，应选择合适的项目进行试点运行，进行培训、试点评估等；</w:t>
       </w:r>
     </w:p>
     <w:p>
@@ -3308,68 +3376,9 @@
           <w:numId w:val="6"/>
         </w:numPr>
         <w:bidi w:val="0"/>
-        <w:ind w:left="425" w:leftChars="0" w:hanging="425" w:firstLineChars="0"/>
-      </w:pPr>
-      <w:r>
-        <w:t>在日常工作中发现不符合或潜在不符合的事实并识别长项和优秀实践，分析识别改进机会。</w:t>
-      </w:r>
-    </w:p>
-    <w:p>
-      <w:pPr>
-        <w:pStyle w:val="39"/>
-        <w:numPr>
-          <w:ilvl w:val="0"/>
-          <w:numId w:val="6"/>
-        </w:numPr>
-        <w:bidi w:val="0"/>
-        <w:ind w:left="425" w:leftChars="0" w:hanging="425" w:firstLineChars="0"/>
-      </w:pPr>
-      <w:r>
-        <w:t>在公司制定长远发展目标和总体改进目标、确立了运维服务能力的标准过程模型和改进计划之后，</w:t>
-      </w:r>
-      <w:r>
-        <w:rPr>
-          <w:rFonts w:hint="eastAsia"/>
-          <w:lang w:eastAsia="zh-CN"/>
-        </w:rPr>
-        <w:t>质量部</w:t>
-      </w:r>
-      <w:r>
-        <w:t>定期对收集的信息进行综合分析，识别组织过程的薄弱环节以及长项和优秀实践，确定改进的时机，重新修订改进计划，实施改进，并按照项目管理的方式对改进过程实施周期性的跟踪监控。</w:t>
-      </w:r>
-    </w:p>
-    <w:p>
-      <w:pPr>
-        <w:pStyle w:val="31"/>
-        <w:bidi w:val="0"/>
-      </w:pPr>
-      <w:bookmarkStart w:id="14" w:name="bookmark12"/>
-      <w:bookmarkEnd w:id="14"/>
-      <w:bookmarkStart w:id="15" w:name="_Toc3496"/>
-      <w:r>
-        <w:t>过程改进策划</w:t>
-      </w:r>
-      <w:bookmarkEnd w:id="15"/>
-    </w:p>
-    <w:p>
-      <w:pPr>
-        <w:pStyle w:val="29"/>
-        <w:numPr>
-          <w:ilvl w:val="0"/>
-          <w:numId w:val="0"/>
-        </w:numPr>
-        <w:bidi w:val="0"/>
-        <w:ind w:leftChars="200"/>
-      </w:pPr>
-      <w:r>
-        <w:rPr>
-          <w:rFonts w:hint="eastAsia"/>
-          <w:lang w:eastAsia="zh-CN"/>
-        </w:rPr>
-        <w:t>质量部</w:t>
-      </w:r>
-      <w:r>
-        <w:t>根据识别的结果组织策划过程改进活动，策划内容主要表现为：</w:t>
+      </w:pPr>
+      <w:r>
+        <w:t>正式运行：运行中及时予以培训，在运行一段时间后（如 3个月）进行效果评估。</w:t>
       </w:r>
     </w:p>
     <w:p>
@@ -3382,7 +3391,7 @@
         <w:bidi w:val="0"/>
       </w:pPr>
       <w:r>
-        <w:t>确定改进的目标和总体要求；</w:t>
+        <w:t>确定负责这些活动的小组或个人；</w:t>
       </w:r>
     </w:p>
     <w:p>
@@ -3395,7 +3404,7 @@
         <w:bidi w:val="0"/>
       </w:pPr>
       <w:r>
-        <w:t>确定过程改进的活动/步骤；</w:t>
+        <w:t>确定实施这些活动的进度；</w:t>
       </w:r>
     </w:p>
     <w:p>
@@ -3408,7 +3417,7 @@
         <w:bidi w:val="0"/>
       </w:pPr>
       <w:r>
-        <w:t>过程的定义或修订：根据改进的目标和要求、确定过程改进需要定义或修订的过程文件；</w:t>
+        <w:t>确定所要求的资源，如资金和工具；</w:t>
       </w:r>
     </w:p>
     <w:p>
@@ -3421,7 +3430,7 @@
         <w:bidi w:val="0"/>
       </w:pPr>
       <w:r>
-        <w:t>试点：对于涉及面广、风险较大的改进活动，应选择合适的项目进行试点运行，进行培训、试点评估等；</w:t>
+        <w:t>识别风险；</w:t>
       </w:r>
     </w:p>
     <w:p>
@@ -3432,177 +3441,114 @@
           <w:numId w:val="7"/>
         </w:numPr>
         <w:bidi w:val="0"/>
-      </w:pPr>
-      <w:r>
-        <w:t>正式运行：运行中及时予以培训，在运行一段时间后（如 3个月）进行效果评估。</w:t>
-      </w:r>
-    </w:p>
-    <w:p>
-      <w:pPr>
-        <w:pStyle w:val="39"/>
+        <w:rPr>
+          <w:rFonts w:ascii="仿宋" w:hAnsi="仿宋" w:eastAsia="仿宋" w:cs="仿宋"/>
+          <w:szCs w:val="24"/>
+        </w:rPr>
+      </w:pPr>
+      <w:r>
+        <w:t>确定关键控制点/里程碑点等</w:t>
+      </w:r>
+      <w:r>
+        <w:rPr>
+          <w:rFonts w:ascii="仿宋" w:hAnsi="仿宋" w:eastAsia="仿宋" w:cs="仿宋"/>
+          <w:spacing w:val="-1"/>
+          <w:szCs w:val="24"/>
+        </w:rPr>
+        <w:t>。</w:t>
+      </w:r>
+    </w:p>
+    <w:p>
+      <w:pPr>
+        <w:pStyle w:val="29"/>
+        <w:bidi w:val="0"/>
+      </w:pPr>
+      <w:r>
+        <w:t>过程改进策划输出《运维服务能力改进计划》，经总经理审核批准后执行，并纳入组织级配置库管理。《运维服务能力改进计划》的变更同样需要经过总经理审核批准后执行，并纳入组织级配置库管理。</w:t>
+      </w:r>
+    </w:p>
+    <w:p>
+      <w:pPr>
+        <w:pStyle w:val="31"/>
+        <w:bidi w:val="0"/>
+      </w:pPr>
+      <w:bookmarkStart w:id="16" w:name="bookmark13"/>
+      <w:bookmarkEnd w:id="16"/>
+      <w:bookmarkStart w:id="17" w:name="_Toc15838"/>
+      <w:r>
+        <w:t>过程改进实施</w:t>
+      </w:r>
+      <w:bookmarkEnd w:id="17"/>
+      <w:bookmarkStart w:id="23" w:name="_GoBack"/>
+      <w:bookmarkEnd w:id="23"/>
+    </w:p>
+    <w:p>
+      <w:pPr>
+        <w:pStyle w:val="29"/>
+        <w:bidi w:val="0"/>
+      </w:pPr>
+      <w:r>
+        <w:rPr>
+          <w:rFonts w:hint="eastAsia"/>
+          <w:lang w:eastAsia="zh-CN"/>
+        </w:rPr>
+        <w:t>质量部</w:t>
+      </w:r>
+      <w:r>
+        <w:t>负责按照已批准的《运维服务能力改进计划》组织各项活动的责任人，负责实施具体的改进活动。过程改进实施过程中，对标准过程体系文件执行严格的发布程序，体系文件必须经过公司领导审批后才能发布，同样对体系文件的变更也要进行公司领导审批后进行发布。在活动实施过程中：</w:t>
+      </w:r>
+    </w:p>
+    <w:p>
+      <w:pPr>
+        <w:pStyle w:val="29"/>
         <w:numPr>
           <w:ilvl w:val="0"/>
           <w:numId w:val="8"/>
         </w:numPr>
         <w:bidi w:val="0"/>
-      </w:pPr>
-      <w:r>
-        <w:t>确定负责这些活动的小组或个人；</w:t>
-      </w:r>
-    </w:p>
-    <w:p>
-      <w:pPr>
-        <w:pStyle w:val="39"/>
+        <w:ind w:left="425" w:leftChars="0" w:hanging="425" w:firstLineChars="0"/>
+      </w:pPr>
+      <w:r>
+        <w:t>试运行过程中对于标准过程体系中不适合的地方，</w:t>
+      </w:r>
+      <w:r>
+        <w:rPr>
+          <w:rFonts w:hint="eastAsia"/>
+          <w:lang w:eastAsia="zh-CN"/>
+        </w:rPr>
+        <w:t>质量部</w:t>
+      </w:r>
+      <w:r>
+        <w:t>应听取试点人员的意见，及时修订相关文档；</w:t>
+      </w:r>
+    </w:p>
+    <w:p>
+      <w:pPr>
+        <w:pStyle w:val="29"/>
         <w:numPr>
           <w:ilvl w:val="0"/>
           <w:numId w:val="8"/>
         </w:numPr>
         <w:bidi w:val="0"/>
-      </w:pPr>
-      <w:r>
-        <w:t>确定实施这些活动的进度；</w:t>
-      </w:r>
-    </w:p>
-    <w:p>
-      <w:pPr>
-        <w:pStyle w:val="39"/>
+        <w:ind w:left="425" w:leftChars="0" w:hanging="425" w:firstLineChars="0"/>
+      </w:pPr>
+      <w:r>
+        <w:rPr>
+          <w:rFonts w:hint="eastAsia"/>
+          <w:lang w:eastAsia="zh-CN"/>
+        </w:rPr>
+        <w:t>质量部</w:t>
+      </w:r>
+      <w:r>
+        <w:t>应及时给予指导和答疑，帮助标准过程体系的顺利实施。</w:t>
+      </w:r>
+    </w:p>
+    <w:p>
+      <w:pPr>
+        <w:pStyle w:val="29"/>
         <w:numPr>
           <w:ilvl w:val="0"/>
           <w:numId w:val="8"/>
-        </w:numPr>
-        <w:bidi w:val="0"/>
-      </w:pPr>
-      <w:r>
-        <w:t>确定所要求的资源，如资金和工具；</w:t>
-      </w:r>
-    </w:p>
-    <w:p>
-      <w:pPr>
-        <w:pStyle w:val="39"/>
-        <w:numPr>
-          <w:ilvl w:val="0"/>
-          <w:numId w:val="8"/>
-        </w:numPr>
-        <w:bidi w:val="0"/>
-      </w:pPr>
-      <w:r>
-        <w:t>识别风险；</w:t>
-      </w:r>
-    </w:p>
-    <w:p>
-      <w:pPr>
-        <w:pStyle w:val="39"/>
-        <w:numPr>
-          <w:ilvl w:val="0"/>
-          <w:numId w:val="8"/>
-        </w:numPr>
-        <w:bidi w:val="0"/>
-        <w:rPr>
-          <w:rFonts w:ascii="仿宋" w:hAnsi="仿宋" w:eastAsia="仿宋" w:cs="仿宋"/>
-          <w:szCs w:val="24"/>
-        </w:rPr>
-      </w:pPr>
-      <w:r>
-        <w:t>确定关键控制点/里程碑点等</w:t>
-      </w:r>
-      <w:r>
-        <w:rPr>
-          <w:rFonts w:ascii="仿宋" w:hAnsi="仿宋" w:eastAsia="仿宋" w:cs="仿宋"/>
-          <w:spacing w:val="-1"/>
-          <w:szCs w:val="24"/>
-        </w:rPr>
-        <w:t>。</w:t>
-      </w:r>
-    </w:p>
-    <w:p>
-      <w:pPr>
-        <w:pStyle w:val="29"/>
-        <w:bidi w:val="0"/>
-      </w:pPr>
-      <w:r>
-        <w:t>过程改进策划输出《运维服务能力改进计划》，经总经理审核批准后执行，并纳入组织级配置库管理。《运维服务能力改进计划》的变更同样需要经过总经理审核批准后执行，并纳入组织级配置库管理。</w:t>
-      </w:r>
-    </w:p>
-    <w:p>
-      <w:pPr>
-        <w:pStyle w:val="31"/>
-        <w:bidi w:val="0"/>
-      </w:pPr>
-      <w:bookmarkStart w:id="16" w:name="bookmark13"/>
-      <w:bookmarkEnd w:id="16"/>
-      <w:bookmarkStart w:id="17" w:name="_Toc15838"/>
-      <w:r>
-        <w:t>过程改进实施</w:t>
-      </w:r>
-      <w:bookmarkEnd w:id="17"/>
-    </w:p>
-    <w:p>
-      <w:pPr>
-        <w:pStyle w:val="29"/>
-        <w:bidi w:val="0"/>
-      </w:pPr>
-      <w:r>
-        <w:rPr>
-          <w:rFonts w:hint="eastAsia"/>
-          <w:lang w:eastAsia="zh-CN"/>
-        </w:rPr>
-        <w:t>质量部</w:t>
-      </w:r>
-      <w:r>
-        <w:t>负责按照已批准的《运维服务能力改进计划》组织各项活动的责任人，负责实施具体的改进活动。过程改进实施过程中，对标准过程体系文件执行严格的发布程序，体系文件必须经过公司领导审批后才能发布，同样对体系文件的变更也要进行公司领导审批后进行发布。在活动实施过程中：</w:t>
-      </w:r>
-    </w:p>
-    <w:p>
-      <w:pPr>
-        <w:pStyle w:val="29"/>
-        <w:numPr>
-          <w:ilvl w:val="0"/>
-          <w:numId w:val="9"/>
-        </w:numPr>
-        <w:bidi w:val="0"/>
-        <w:ind w:left="425" w:leftChars="0" w:hanging="425" w:firstLineChars="0"/>
-      </w:pPr>
-      <w:r>
-        <w:t>试运行过程中对于标准过程体系中不适合的地方，</w:t>
-      </w:r>
-      <w:r>
-        <w:rPr>
-          <w:rFonts w:hint="eastAsia"/>
-          <w:lang w:eastAsia="zh-CN"/>
-        </w:rPr>
-        <w:t>质量部</w:t>
-      </w:r>
-      <w:r>
-        <w:t>应听取试点人员的意见，及时修订相关文档；</w:t>
-      </w:r>
-    </w:p>
-    <w:p>
-      <w:pPr>
-        <w:pStyle w:val="29"/>
-        <w:numPr>
-          <w:ilvl w:val="0"/>
-          <w:numId w:val="9"/>
-        </w:numPr>
-        <w:bidi w:val="0"/>
-        <w:ind w:left="425" w:leftChars="0" w:hanging="425" w:firstLineChars="0"/>
-      </w:pPr>
-      <w:r>
-        <w:rPr>
-          <w:rFonts w:hint="eastAsia"/>
-          <w:lang w:eastAsia="zh-CN"/>
-        </w:rPr>
-        <w:t>质量部</w:t>
-      </w:r>
-      <w:r>
-        <w:t>应及时给予指导和答疑，帮助标准过程体系的顺利实施。</w:t>
-      </w:r>
-    </w:p>
-    <w:p>
-      <w:pPr>
-        <w:pStyle w:val="29"/>
-        <w:numPr>
-          <w:ilvl w:val="0"/>
-          <w:numId w:val="9"/>
         </w:numPr>
         <w:bidi w:val="0"/>
         <w:ind w:left="425" w:leftChars="0" w:hanging="425" w:firstLineChars="0"/>
@@ -3664,7 +3610,7 @@
         <w:widowControl/>
         <w:numPr>
           <w:ilvl w:val="0"/>
-          <w:numId w:val="10"/>
+          <w:numId w:val="9"/>
         </w:numPr>
         <w:kinsoku w:val="0"/>
         <w:wordWrap/>
@@ -3721,7 +3667,7 @@
         <w:widowControl/>
         <w:numPr>
           <w:ilvl w:val="0"/>
-          <w:numId w:val="10"/>
+          <w:numId w:val="9"/>
         </w:numPr>
         <w:kinsoku w:val="0"/>
         <w:wordWrap/>
@@ -4106,23 +4052,6 @@
     </w:lvl>
   </w:abstractNum>
   <w:abstractNum w:abstractNumId="3">
-    <w:nsid w:val="E650C030"/>
-    <w:multiLevelType w:val="singleLevel"/>
-    <w:tmpl w:val="E650C030"/>
-    <w:lvl w:ilvl="0" w:tentative="0">
-      <w:start w:val="1"/>
-      <w:numFmt w:val="decimal"/>
-      <w:lvlText w:val="%1."/>
-      <w:lvlJc w:val="left"/>
-      <w:pPr>
-        <w:ind w:left="425" w:hanging="425"/>
-      </w:pPr>
-      <w:rPr>
-        <w:rFonts w:hint="default"/>
-      </w:rPr>
-    </w:lvl>
-  </w:abstractNum>
-  <w:abstractNum w:abstractNumId="4">
     <w:nsid w:val="F9539CF3"/>
     <w:multiLevelType w:val="singleLevel"/>
     <w:tmpl w:val="F9539CF3"/>
@@ -4139,7 +4068,7 @@
       </w:rPr>
     </w:lvl>
   </w:abstractNum>
-  <w:abstractNum w:abstractNumId="5">
+  <w:abstractNum w:abstractNumId="4">
     <w:nsid w:val="0B284C1D"/>
     <w:multiLevelType w:val="singleLevel"/>
     <w:tmpl w:val="0B284C1D"/>
@@ -4156,7 +4085,7 @@
       </w:rPr>
     </w:lvl>
   </w:abstractNum>
-  <w:abstractNum w:abstractNumId="6">
+  <w:abstractNum w:abstractNumId="5">
     <w:nsid w:val="28C883C4"/>
     <w:multiLevelType w:val="singleLevel"/>
     <w:tmpl w:val="28C883C4"/>
@@ -4176,7 +4105,7 @@
       </w:rPr>
     </w:lvl>
   </w:abstractNum>
-  <w:abstractNum w:abstractNumId="7">
+  <w:abstractNum w:abstractNumId="6">
     <w:nsid w:val="5D665BE7"/>
     <w:multiLevelType w:val="singleLevel"/>
     <w:tmpl w:val="5D665BE7"/>
@@ -4193,7 +4122,7 @@
       </w:rPr>
     </w:lvl>
   </w:abstractNum>
-  <w:abstractNum w:abstractNumId="8">
+  <w:abstractNum w:abstractNumId="7">
     <w:nsid w:val="60B5DFAC"/>
     <w:multiLevelType w:val="singleLevel"/>
     <w:tmpl w:val="60B5DFAC"/>
@@ -4210,7 +4139,7 @@
       </w:rPr>
     </w:lvl>
   </w:abstractNum>
-  <w:abstractNum w:abstractNumId="9">
+  <w:abstractNum w:abstractNumId="8">
     <w:nsid w:val="6C18698D"/>
     <w:multiLevelType w:val="singleLevel"/>
     <w:tmpl w:val="6C18698D"/>
@@ -4234,28 +4163,25 @@
     <w:abstractNumId w:val="2"/>
   </w:num>
   <w:num w:numId="3">
-    <w:abstractNumId w:val="3"/>
+    <w:abstractNumId w:val="1"/>
   </w:num>
   <w:num w:numId="4">
-    <w:abstractNumId w:val="1"/>
+    <w:abstractNumId w:val="8"/>
   </w:num>
   <w:num w:numId="5">
-    <w:abstractNumId w:val="9"/>
+    <w:abstractNumId w:val="6"/>
   </w:num>
   <w:num w:numId="6">
-    <w:abstractNumId w:val="7"/>
+    <w:abstractNumId w:val="4"/>
   </w:num>
   <w:num w:numId="7">
     <w:abstractNumId w:val="5"/>
   </w:num>
   <w:num w:numId="8">
-    <w:abstractNumId w:val="6"/>
+    <w:abstractNumId w:val="7"/>
   </w:num>
   <w:num w:numId="9">
-    <w:abstractNumId w:val="8"/>
-  </w:num>
-  <w:num w:numId="10">
-    <w:abstractNumId w:val="4"/>
+    <w:abstractNumId w:val="3"/>
   </w:num>
 </w:numbering>
 </file>
